--- a/klagomål/A 19560-2024 FSC-klagomål.docx
+++ b/klagomål/A 19560-2024 FSC-klagomål.docx
@@ -652,7 +652,7 @@
     <w:r>
       <w:tab/>
       <w:tab/>
-      <w:t>2026-07-13</w:t>
+      <w:t>2026-07-14</w:t>
       <w:br/>
       <w:br/>
     </w:r>

--- a/klagomål/A 19560-2024 FSC-klagomål.docx
+++ b/klagomål/A 19560-2024 FSC-klagomål.docx
@@ -652,7 +652,7 @@
     <w:r>
       <w:tab/>
       <w:tab/>
-      <w:t>2026-07-14</w:t>
+      <w:t>2026-07-15</w:t>
       <w:br/>
       <w:br/>
     </w:r>

--- a/klagomål/A 19560-2024 FSC-klagomål.docx
+++ b/klagomål/A 19560-2024 FSC-klagomål.docx
@@ -652,7 +652,7 @@
     <w:r>
       <w:tab/>
       <w:tab/>
-      <w:t>2026-07-15</w:t>
+      <w:t>2026-07-16</w:t>
       <w:br/>
       <w:br/>
     </w:r>

--- a/klagomål/A 19560-2024 FSC-klagomål.docx
+++ b/klagomål/A 19560-2024 FSC-klagomål.docx
@@ -652,7 +652,7 @@
     <w:r>
       <w:tab/>
       <w:tab/>
-      <w:t>2026-07-16</w:t>
+      <w:t>2026-07-17</w:t>
       <w:br/>
       <w:br/>
     </w:r>

--- a/klagomål/A 19560-2024 FSC-klagomål.docx
+++ b/klagomål/A 19560-2024 FSC-klagomål.docx
@@ -652,7 +652,7 @@
     <w:r>
       <w:tab/>
       <w:tab/>
-      <w:t>2026-07-17</w:t>
+      <w:t>2026-07-18</w:t>
       <w:br/>
       <w:br/>
     </w:r>

--- a/klagomål/A 19560-2024 FSC-klagomål.docx
+++ b/klagomål/A 19560-2024 FSC-klagomål.docx
@@ -652,7 +652,7 @@
     <w:r>
       <w:tab/>
       <w:tab/>
-      <w:t>2026-07-18</w:t>
+      <w:t>2026-07-19</w:t>
       <w:br/>
       <w:br/>
     </w:r>

--- a/klagomål/A 19560-2024 FSC-klagomål.docx
+++ b/klagomål/A 19560-2024 FSC-klagomål.docx
@@ -652,7 +652,7 @@
     <w:r>
       <w:tab/>
       <w:tab/>
-      <w:t>2026-07-19</w:t>
+      <w:t>2026-07-20</w:t>
       <w:br/>
       <w:br/>
     </w:r>

--- a/klagomål/A 19560-2024 FSC-klagomål.docx
+++ b/klagomål/A 19560-2024 FSC-klagomål.docx
@@ -652,7 +652,7 @@
     <w:r>
       <w:tab/>
       <w:tab/>
-      <w:t>2026-07-20</w:t>
+      <w:t>2026-07-21</w:t>
       <w:br/>
       <w:br/>
     </w:r>

--- a/klagomål/A 19560-2024 FSC-klagomål.docx
+++ b/klagomål/A 19560-2024 FSC-klagomål.docx
@@ -652,7 +652,7 @@
     <w:r>
       <w:tab/>
       <w:tab/>
-      <w:t>2026-07-21</w:t>
+      <w:t>2026-07-22</w:t>
       <w:br/>
       <w:br/>
     </w:r>

--- a/klagomål/A 19560-2024 FSC-klagomål.docx
+++ b/klagomål/A 19560-2024 FSC-klagomål.docx
@@ -652,7 +652,7 @@
     <w:r>
       <w:tab/>
       <w:tab/>
-      <w:t>2026-07-22</w:t>
+      <w:t>2026-07-23</w:t>
       <w:br/>
       <w:br/>
     </w:r>

--- a/klagomål/A 19560-2024 FSC-klagomål.docx
+++ b/klagomål/A 19560-2024 FSC-klagomål.docx
@@ -652,7 +652,7 @@
     <w:r>
       <w:tab/>
       <w:tab/>
-      <w:t>2026-07-23</w:t>
+      <w:t>2026-07-24</w:t>
       <w:br/>
       <w:br/>
     </w:r>

--- a/klagomål/A 19560-2024 FSC-klagomål.docx
+++ b/klagomål/A 19560-2024 FSC-klagomål.docx
@@ -652,7 +652,7 @@
     <w:r>
       <w:tab/>
       <w:tab/>
-      <w:t>2026-07-24</w:t>
+      <w:t>2026-07-25</w:t>
       <w:br/>
       <w:br/>
     </w:r>

--- a/klagomål/A 19560-2024 FSC-klagomål.docx
+++ b/klagomål/A 19560-2024 FSC-klagomål.docx
@@ -652,7 +652,7 @@
     <w:r>
       <w:tab/>
       <w:tab/>
-      <w:t>2026-07-25</w:t>
+      <w:t>2026-07-26</w:t>
       <w:br/>
       <w:br/>
     </w:r>

--- a/klagomål/A 19560-2024 FSC-klagomål.docx
+++ b/klagomål/A 19560-2024 FSC-klagomål.docx
@@ -163,7 +163,7 @@
         <w:pStyle w:val="Title"/>
       </w:pPr>
       <w:r>
-        <w:t>Inledande FSC- /PEFC-klagomål – information om höga naturvärden i avverkningsanmälan A 19560-2024 i Boxholms kommun</w:t>
+        <w:t>Inledande FSC- /PEFC-klagomål – information om höga naturvärden och fridlysta arter i avverkningsanmälan A 19560-2024 i Boxholms kommun</w:t>
       </w:r>
     </w:p>
     <w:p>
@@ -221,7 +221,7 @@
     </w:p>
     <w:p>
       <w:r>
-        <w:t>I avverkningsanmälan finns fynd av 1 naturvårdsarter, varav 1 är rödlistad: gullklöver (NT). Se Figur 1.</w:t>
+        <w:t>I avverkningsanmälan finns fynd av 2 naturvårdsarter, varav 1 är rödlistad och 1 är fridlyst: gullklöver (NT) och törnskata (§4). Se Figur 1.</w:t>
       </w:r>
     </w:p>
     <w:p>
@@ -299,6 +299,22 @@
       <w:r>
         <w:t>I den avverkningsanmälda skogen har fridlysta arter sina livsmiljöer och växtplatser. Att skada de fridlysta arternas livsmiljöer, växtplatser eller ekologiska funktion är inte tillåtet enligt artskyddsförordningen.</w:t>
       </w:r>
+      <w:r>
+        <w:rPr>
+          <w:i/>
+        </w:rPr>
+        <w:t xml:space="preserve"> EU:s medlemsländer och skogsbolag är skyldiga att agera i enlighet med EU:s fågeldirektiv där det uttryckligen står att direktivet gäller för fåglar samt för deras ägg, bon och </w:t>
+      </w:r>
+      <w:r>
+        <w:rPr>
+          <w:b/>
+          <w:i/>
+        </w:rPr>
+        <w:t xml:space="preserve">livsmiljöer </w:t>
+      </w:r>
+      <w:r>
+        <w:t>(artikel 1). Vidare att de åtgärder som vidtas inte får leda till en försämring av den nuvarande situationen beträffande bevarandet av de fågelarter som avses i artikel 1 (artikel 13).</w:t>
+      </w:r>
     </w:p>
     <w:p>
       <w:r>
@@ -337,7 +353,7 @@
         <w:rPr>
           <w:i/>
         </w:rPr>
-        <w:t>I det avverkningsanmälda skogsområdet har 1 naturvårdsarter varav 1 rödlistade arter sina livsmiljöer och växtplatser.</w:t>
+        <w:t>I det avverkningsanmälda skogsområdet har 2 naturvårdsarter varav 1 rödlistade arter sina livsmiljöer och växtplatser.</w:t>
       </w:r>
     </w:p>
     <w:p>
@@ -652,7 +668,7 @@
     <w:r>
       <w:tab/>
       <w:tab/>
-      <w:t>2026-07-26</w:t>
+      <w:t>2026-07-27</w:t>
       <w:br/>
       <w:br/>
     </w:r>

--- a/klagomål/A 19560-2024 FSC-klagomål.docx
+++ b/klagomål/A 19560-2024 FSC-klagomål.docx
@@ -668,7 +668,7 @@
     <w:r>
       <w:tab/>
       <w:tab/>
-      <w:t>2026-07-27</w:t>
+      <w:t>2026-07-28</w:t>
       <w:br/>
       <w:br/>
     </w:r>

--- a/klagomål/A 19560-2024 FSC-klagomål.docx
+++ b/klagomål/A 19560-2024 FSC-klagomål.docx
@@ -668,7 +668,7 @@
     <w:r>
       <w:tab/>
       <w:tab/>
-      <w:t>2026-07-28</w:t>
+      <w:t>2026-07-29</w:t>
       <w:br/>
       <w:br/>
     </w:r>

--- a/klagomål/A 19560-2024 FSC-klagomål.docx
+++ b/klagomål/A 19560-2024 FSC-klagomål.docx
@@ -668,7 +668,7 @@
     <w:r>
       <w:tab/>
       <w:tab/>
-      <w:t>2026-07-29</w:t>
+      <w:t>2026-07-30</w:t>
       <w:br/>
       <w:br/>
     </w:r>

--- a/klagomål/A 19560-2024 FSC-klagomål.docx
+++ b/klagomål/A 19560-2024 FSC-klagomål.docx
@@ -668,7 +668,7 @@
     <w:r>
       <w:tab/>
       <w:tab/>
-      <w:t>2026-07-30</w:t>
+      <w:t>2026-07-31</w:t>
       <w:br/>
       <w:br/>
     </w:r>

--- a/klagomål/A 19560-2024 FSC-klagomål.docx
+++ b/klagomål/A 19560-2024 FSC-klagomål.docx
@@ -668,7 +668,7 @@
     <w:r>
       <w:tab/>
       <w:tab/>
-      <w:t>2026-07-31</w:t>
+      <w:t>2026-08-01</w:t>
       <w:br/>
       <w:br/>
     </w:r>

--- a/klagomål/A 19560-2024 FSC-klagomål.docx
+++ b/klagomål/A 19560-2024 FSC-klagomål.docx
@@ -668,7 +668,7 @@
     <w:r>
       <w:tab/>
       <w:tab/>
-      <w:t>2026-08-01</w:t>
+      <w:t>2026-08-02</w:t>
       <w:br/>
       <w:br/>
     </w:r>

--- a/klagomål/A 19560-2024 FSC-klagomål.docx
+++ b/klagomål/A 19560-2024 FSC-klagomål.docx
@@ -668,7 +668,7 @@
     <w:r>
       <w:tab/>
       <w:tab/>
-      <w:t>2026-08-02</w:t>
+      <w:t>2026-08-03</w:t>
       <w:br/>
       <w:br/>
     </w:r>

--- a/klagomål/A 19560-2024 FSC-klagomål.docx
+++ b/klagomål/A 19560-2024 FSC-klagomål.docx
@@ -668,7 +668,7 @@
     <w:r>
       <w:tab/>
       <w:tab/>
-      <w:t>2026-08-03</w:t>
+      <w:t>2026-08-04</w:t>
       <w:br/>
       <w:br/>
     </w:r>

--- a/klagomål/A 19560-2024 FSC-klagomål.docx
+++ b/klagomål/A 19560-2024 FSC-klagomål.docx
@@ -668,7 +668,7 @@
     <w:r>
       <w:tab/>
       <w:tab/>
-      <w:t>2026-08-04</w:t>
+      <w:t>2026-08-05</w:t>
       <w:br/>
       <w:br/>
     </w:r>

--- a/klagomål/A 19560-2024 FSC-klagomål.docx
+++ b/klagomål/A 19560-2024 FSC-klagomål.docx
@@ -668,7 +668,7 @@
     <w:r>
       <w:tab/>
       <w:tab/>
-      <w:t>2026-08-05</w:t>
+      <w:t>2026-08-07</w:t>
       <w:br/>
       <w:br/>
     </w:r>

--- a/klagomål/A 19560-2024 FSC-klagomål.docx
+++ b/klagomål/A 19560-2024 FSC-klagomål.docx
@@ -668,7 +668,7 @@
     <w:r>
       <w:tab/>
       <w:tab/>
-      <w:t>2026-08-07</w:t>
+      <w:t>2026-08-08</w:t>
       <w:br/>
       <w:br/>
     </w:r>

--- a/klagomål/A 19560-2024 FSC-klagomål.docx
+++ b/klagomål/A 19560-2024 FSC-klagomål.docx
@@ -163,7 +163,7 @@
         <w:pStyle w:val="Title"/>
       </w:pPr>
       <w:r>
-        <w:t>Inledande FSC- /PEFC-klagomål – information om höga naturvärden i avverkningsanmälan A 19560-2024 i Boxholms kommun</w:t>
+        <w:t>Inledande FSC- /PEFC-klagomål – information om höga naturvärden och fridlysta arter i avverkningsanmälan A 19560-2024 i Boxholms kommun</w:t>
       </w:r>
     </w:p>
     <w:p>
@@ -216,12 +216,12 @@
         <w:spacing w:after="240"/>
       </w:pPr>
       <w:r>
-        <w:t>Figur 1. Fyndplatser för naturvårdsarter i avverkningsanmälan. Markörer utan svart kant är placerade på fyndplatsen. Markörer med svart kant är placerade vid sidan av fyndplatsen har ett svart streck som visar fyndplatsens exakta position. Kartans mittpunktskoordinat är N 6455208, E 493892 i SWEREF 99 TM.</w:t>
+        <w:t>Figur 1. Fyndplatser för naturvårdsarter i avverkningsanmälan. Markörer utan svart kant är placerade på fyndplatsen. Markörer med svart kant är placerade vid sidan av fyndplatsen och har ett svart streck som visar fyndplatsens exakta position. Kartans mittpunktskoordinat är N 6455208, E 493892 i SWEREF 99 TM.</w:t>
       </w:r>
     </w:p>
     <w:p>
       <w:r>
-        <w:t>I avverkningsanmälan finns fynd av 1 naturvårdsarter, varav 1 är rödlistad: gullklöver (NT). Se Figur 1.</w:t>
+        <w:t>I avverkningsanmälan finns fynd av 2 naturvårdsarter, varav 1 är rödlistad och 1 är fridlyst: gullklöver (NT) och törnskata (§4). Se Figur 1.</w:t>
       </w:r>
     </w:p>
     <w:p>
@@ -299,6 +299,22 @@
       <w:r>
         <w:t>I den avverkningsanmälda skogen har fridlysta arter sina livsmiljöer och växtplatser. Att skada de fridlysta arternas livsmiljöer, växtplatser eller ekologiska funktion är inte tillåtet enligt artskyddsförordningen.</w:t>
       </w:r>
+      <w:r>
+        <w:rPr>
+          <w:i/>
+        </w:rPr>
+        <w:t xml:space="preserve"> EU:s medlemsländer och skogsbolag är skyldiga att agera i enlighet med EU:s fågeldirektiv där det uttryckligen står att direktivet gäller för fåglar samt för deras ägg, bon och </w:t>
+      </w:r>
+      <w:r>
+        <w:rPr>
+          <w:b/>
+          <w:i/>
+        </w:rPr>
+        <w:t xml:space="preserve">livsmiljöer </w:t>
+      </w:r>
+      <w:r>
+        <w:t>(artikel 1). Vidare att de åtgärder som vidtas inte får leda till en försämring av den nuvarande situationen beträffande bevarandet av de fågelarter som avses i artikel 1 (artikel 13).</w:t>
+      </w:r>
     </w:p>
     <w:p>
       <w:r>
@@ -337,7 +353,7 @@
         <w:rPr>
           <w:i/>
         </w:rPr>
-        <w:t>I det avverkningsanmälda skogsområdet har 1 naturvårdsarter varav 1 rödlistade arter sina livsmiljöer och växtplatser.</w:t>
+        <w:t>I det avverkningsanmälda skogsområdet har 2 naturvårdsarter varav 1 rödlistade arter sina livsmiljöer och växtplatser.</w:t>
       </w:r>
     </w:p>
     <w:p>
@@ -652,7 +668,7 @@
     <w:r>
       <w:tab/>
       <w:tab/>
-      <w:t>2026-08-14</w:t>
+      <w:t>2026-08-15</w:t>
       <w:br/>
       <w:br/>
     </w:r>

--- a/klagomål/A 19560-2024 FSC-klagomål.docx
+++ b/klagomål/A 19560-2024 FSC-klagomål.docx
@@ -668,7 +668,7 @@
     <w:r>
       <w:tab/>
       <w:tab/>
-      <w:t>2026-08-15</w:t>
+      <w:t>2026-08-16</w:t>
       <w:br/>
       <w:br/>
     </w:r>

--- a/klagomål/A 19560-2024 FSC-klagomål.docx
+++ b/klagomål/A 19560-2024 FSC-klagomål.docx
@@ -668,7 +668,7 @@
     <w:r>
       <w:tab/>
       <w:tab/>
-      <w:t>2026-08-16</w:t>
+      <w:t>2026-08-17</w:t>
       <w:br/>
       <w:br/>
     </w:r>

--- a/klagomål/A 19560-2024 FSC-klagomål.docx
+++ b/klagomål/A 19560-2024 FSC-klagomål.docx
@@ -668,7 +668,7 @@
     <w:r>
       <w:tab/>
       <w:tab/>
-      <w:t>2026-08-17</w:t>
+      <w:t>2026-08-18</w:t>
       <w:br/>
       <w:br/>
     </w:r>

--- a/klagomål/A 19560-2024 FSC-klagomål.docx
+++ b/klagomål/A 19560-2024 FSC-klagomål.docx
@@ -668,7 +668,7 @@
     <w:r>
       <w:tab/>
       <w:tab/>
-      <w:t>2026-08-18</w:t>
+      <w:t>2026-08-19</w:t>
       <w:br/>
       <w:br/>
     </w:r>

--- a/klagomål/A 19560-2024 FSC-klagomål.docx
+++ b/klagomål/A 19560-2024 FSC-klagomål.docx
@@ -668,7 +668,7 @@
     <w:r>
       <w:tab/>
       <w:tab/>
-      <w:t>2026-08-19</w:t>
+      <w:t>2026-08-20</w:t>
       <w:br/>
       <w:br/>
     </w:r>

--- a/klagomål/A 19560-2024 FSC-klagomål.docx
+++ b/klagomål/A 19560-2024 FSC-klagomål.docx
@@ -668,7 +668,7 @@
     <w:r>
       <w:tab/>
       <w:tab/>
-      <w:t>2026-08-20</w:t>
+      <w:t>2026-08-21</w:t>
       <w:br/>
       <w:br/>
     </w:r>

--- a/klagomål/A 19560-2024 FSC-klagomål.docx
+++ b/klagomål/A 19560-2024 FSC-klagomål.docx
@@ -668,7 +668,7 @@
     <w:r>
       <w:tab/>
       <w:tab/>
-      <w:t>2026-08-21</w:t>
+      <w:t>2026-08-22</w:t>
       <w:br/>
       <w:br/>
     </w:r>

--- a/klagomål/A 19560-2024 FSC-klagomål.docx
+++ b/klagomål/A 19560-2024 FSC-klagomål.docx
@@ -668,7 +668,7 @@
     <w:r>
       <w:tab/>
       <w:tab/>
-      <w:t>2026-08-22</w:t>
+      <w:t>2026-08-23</w:t>
       <w:br/>
       <w:br/>
     </w:r>

--- a/klagomål/A 19560-2024 FSC-klagomål.docx
+++ b/klagomål/A 19560-2024 FSC-klagomål.docx
@@ -668,7 +668,7 @@
     <w:r>
       <w:tab/>
       <w:tab/>
-      <w:t>2026-08-23</w:t>
+      <w:t>2026-08-24</w:t>
       <w:br/>
       <w:br/>
     </w:r>

--- a/klagomål/A 19560-2024 FSC-klagomål.docx
+++ b/klagomål/A 19560-2024 FSC-klagomål.docx
@@ -668,7 +668,7 @@
     <w:r>
       <w:tab/>
       <w:tab/>
-      <w:t>2026-08-24</w:t>
+      <w:t>2026-08-25</w:t>
       <w:br/>
       <w:br/>
     </w:r>

--- a/klagomål/A 19560-2024 FSC-klagomål.docx
+++ b/klagomål/A 19560-2024 FSC-klagomål.docx
@@ -668,7 +668,7 @@
     <w:r>
       <w:tab/>
       <w:tab/>
-      <w:t>2026-08-25</w:t>
+      <w:t>2026-08-26</w:t>
       <w:br/>
       <w:br/>
     </w:r>

--- a/klagomål/A 19560-2024 FSC-klagomål.docx
+++ b/klagomål/A 19560-2024 FSC-klagomål.docx
@@ -668,7 +668,7 @@
     <w:r>
       <w:tab/>
       <w:tab/>
-      <w:t>2026-08-26</w:t>
+      <w:t>2026-08-27</w:t>
       <w:br/>
       <w:br/>
     </w:r>

--- a/klagomål/A 19560-2024 FSC-klagomål.docx
+++ b/klagomål/A 19560-2024 FSC-klagomål.docx
@@ -668,7 +668,7 @@
     <w:r>
       <w:tab/>
       <w:tab/>
-      <w:t>2026-08-27</w:t>
+      <w:t>2026-08-28</w:t>
       <w:br/>
       <w:br/>
     </w:r>

--- a/klagomål/A 19560-2024 FSC-klagomål.docx
+++ b/klagomål/A 19560-2024 FSC-klagomål.docx
@@ -668,7 +668,7 @@
     <w:r>
       <w:tab/>
       <w:tab/>
-      <w:t>2026-08-28</w:t>
+      <w:t>2026-08-29</w:t>
       <w:br/>
       <w:br/>
     </w:r>

--- a/klagomål/A 19560-2024 FSC-klagomål.docx
+++ b/klagomål/A 19560-2024 FSC-klagomål.docx
@@ -668,7 +668,7 @@
     <w:r>
       <w:tab/>
       <w:tab/>
-      <w:t>2026-08-29</w:t>
+      <w:t>2026-08-31</w:t>
       <w:br/>
       <w:br/>
     </w:r>

--- a/klagomål/A 19560-2024 FSC-klagomål.docx
+++ b/klagomål/A 19560-2024 FSC-klagomål.docx
@@ -668,7 +668,7 @@
     <w:r>
       <w:tab/>
       <w:tab/>
-      <w:t>2026-08-31</w:t>
+      <w:t>2026-09-01</w:t>
       <w:br/>
       <w:br/>
     </w:r>

--- a/klagomål/A 19560-2024 FSC-klagomål.docx
+++ b/klagomål/A 19560-2024 FSC-klagomål.docx
@@ -668,7 +668,7 @@
     <w:r>
       <w:tab/>
       <w:tab/>
-      <w:t>2026-09-01</w:t>
+      <w:t>2026-09-02</w:t>
       <w:br/>
       <w:br/>
     </w:r>

--- a/klagomål/A 19560-2024 FSC-klagomål.docx
+++ b/klagomål/A 19560-2024 FSC-klagomål.docx
@@ -668,7 +668,7 @@
     <w:r>
       <w:tab/>
       <w:tab/>
-      <w:t>2026-09-02</w:t>
+      <w:t>2026-09-03</w:t>
       <w:br/>
       <w:br/>
     </w:r>

--- a/klagomål/A 19560-2024 FSC-klagomål.docx
+++ b/klagomål/A 19560-2024 FSC-klagomål.docx
@@ -668,7 +668,7 @@
     <w:r>
       <w:tab/>
       <w:tab/>
-      <w:t>2026-09-03</w:t>
+      <w:t>2026-09-04</w:t>
       <w:br/>
       <w:br/>
     </w:r>

--- a/klagomål/A 19560-2024 FSC-klagomål.docx
+++ b/klagomål/A 19560-2024 FSC-klagomål.docx
@@ -668,7 +668,7 @@
     <w:r>
       <w:tab/>
       <w:tab/>
-      <w:t>2026-09-04</w:t>
+      <w:t>2026-09-05</w:t>
       <w:br/>
       <w:br/>
     </w:r>

--- a/klagomål/A 19560-2024 FSC-klagomål.docx
+++ b/klagomål/A 19560-2024 FSC-klagomål.docx
@@ -668,7 +668,7 @@
     <w:r>
       <w:tab/>
       <w:tab/>
-      <w:t>2026-09-05</w:t>
+      <w:t>2026-09-06</w:t>
       <w:br/>
       <w:br/>
     </w:r>

--- a/klagomål/A 19560-2024 FSC-klagomål.docx
+++ b/klagomål/A 19560-2024 FSC-klagomål.docx
@@ -668,7 +668,7 @@
     <w:r>
       <w:tab/>
       <w:tab/>
-      <w:t>2026-09-06</w:t>
+      <w:t>2026-09-07</w:t>
       <w:br/>
       <w:br/>
     </w:r>

--- a/klagomål/A 19560-2024 FSC-klagomål.docx
+++ b/klagomål/A 19560-2024 FSC-klagomål.docx
@@ -668,7 +668,7 @@
     <w:r>
       <w:tab/>
       <w:tab/>
-      <w:t>2026-09-07</w:t>
+      <w:t>2026-09-08</w:t>
       <w:br/>
       <w:br/>
     </w:r>

--- a/klagomål/A 19560-2024 FSC-klagomål.docx
+++ b/klagomål/A 19560-2024 FSC-klagomål.docx
@@ -668,7 +668,7 @@
     <w:r>
       <w:tab/>
       <w:tab/>
-      <w:t>2026-09-08</w:t>
+      <w:t>2026-09-09</w:t>
       <w:br/>
       <w:br/>
     </w:r>

--- a/klagomål/A 19560-2024 FSC-klagomål.docx
+++ b/klagomål/A 19560-2024 FSC-klagomål.docx
@@ -668,7 +668,7 @@
     <w:r>
       <w:tab/>
       <w:tab/>
-      <w:t>2026-09-09</w:t>
+      <w:t>2026-09-10</w:t>
       <w:br/>
       <w:br/>
     </w:r>

--- a/klagomål/A 19560-2024 FSC-klagomål.docx
+++ b/klagomål/A 19560-2024 FSC-klagomål.docx
@@ -668,7 +668,7 @@
     <w:r>
       <w:tab/>
       <w:tab/>
-      <w:t>2026-09-10</w:t>
+      <w:t>2026-09-11</w:t>
       <w:br/>
       <w:br/>
     </w:r>

--- a/klagomål/A 19560-2024 FSC-klagomål.docx
+++ b/klagomål/A 19560-2024 FSC-klagomål.docx
@@ -668,7 +668,7 @@
     <w:r>
       <w:tab/>
       <w:tab/>
-      <w:t>2026-09-11</w:t>
+      <w:t>2026-09-12</w:t>
       <w:br/>
       <w:br/>
     </w:r>

--- a/klagomål/A 19560-2024 FSC-klagomål.docx
+++ b/klagomål/A 19560-2024 FSC-klagomål.docx
@@ -668,7 +668,7 @@
     <w:r>
       <w:tab/>
       <w:tab/>
-      <w:t>2026-09-12</w:t>
+      <w:t>2026-09-13</w:t>
       <w:br/>
       <w:br/>
     </w:r>
